--- a/aura-documents/output/word/01-governance/04-business-plan.docx
+++ b/aura-documents/output/word/01-governance/04-business-plan.docx
@@ -30,7 +30,7 @@
           <w:color w:val="7A6753"/>
           <w:sz w:val="16"/>
         </w:rPr>
-        <w:t xml:space="preserve">Document No. AUR-GOV-04 · Version 0.1 (Draft) · Owner: Chief Executive Officer · Effective: </w:t>
+        <w:t xml:space="preserve">Document No. AUR-GOV-04 · Version 0.2 (Draft) · Owner: Chief Executive Officer · Effective: </w:t>
       </w:r>
       <w:r>
         <w:rPr>
@@ -109,7 +109,7 @@
           <w:color w:val="4A3A2C"/>
           <w:sz w:val="20"/>
         </w:rPr>
-        <w:t>The Aura Reset Center is a nervous-system-regulation wellness studio opening its Dubai flagship at 332 Jumeirah First, Jumeirah Beach Road, Jumeirah 1, in November 2026. It brings together eleven modalities across three pillars, Reset · Heal · Elevate, all on Elevé Health clinical-grade equipment. The Aura is Elevé Health's first partner clinic in the UAE.</w:t>
+        <w:t>The Aura Reset Center is a nervous-system-regulation wellness studio opening its Dubai flagship at 332 Jumeirah First, Jumeirah Beach Road, Jumeirah 1, in November 2026. It brings together eight Elevé Health machine modalities (one unit of each) plus Guided Breathwork and Sound Healing sessions across three pillars, Reset · Heal · Elevate, with every first visit starting in a consultation with one of our Healers. The Aura is Elevé Health's first partner clinic in the UAE.</w:t>
       </w:r>
     </w:p>
     <w:p>
@@ -124,7 +124,7 @@
           <w:color w:val="4A3A2C"/>
           <w:sz w:val="20"/>
         </w:rPr>
-        <w:t>The model combines pay-as-you-go visits (Single Reset) with two month-to-month memberships (Restore and Elevate), a founding-member programme for the first 100 members, and separately priced IV nutrient therapy. Every guest is guided by a Host from arrival to the last exhale.</w:t>
+        <w:t>The model combines pay-as-you-go visits (Single Reset) with two month-to-month memberships (Restore and Elevate), a founding-member programme for the first 100 members, Healer-designed personalised packages, refreshments and a small retail range. No medical treatments are offered at launch; IV Nutrient Therapy is a possible future service only, subject to DHA licensing. Every guest is guided by a Host from arrival to the last exhale.</w:t>
       </w:r>
     </w:p>
     <w:p>
@@ -664,7 +664,7 @@
           <w:color w:val="4A3A2C"/>
           <w:sz w:val="20"/>
         </w:rPr>
-        <w:t>Every visit opens with a breathing ritual ("in for four, out for six"), and the Host tailors the protocol on the day. Contrast pairings (cold plunge with infrared sauna; compression with sauna or cryotherapy; salt cabin before float or breathwork) encourage multi-modality visits.</w:t>
+        <w:t>Every first visit starts with a Healer consultation that identifies the core problem and designs a personalised package or programme to regulate the nervous system and support energy healing. Every visit opens with a breathing ritual ("in for four, out for six"), and the Host tailors the protocol on the day and suggests combinations. Contrast pairings (cold plunge with infrared sauna; compression with sauna or cryotherapy; salt cabin before dry float, breathwork or sound healing) encourage multi-modality visits.</w:t>
       </w:r>
     </w:p>
     <w:p>
@@ -863,7 +863,23 @@
           <w:color w:val="4A3A2C"/>
           <w:sz w:val="20"/>
         </w:rPr>
-        <w:t>Eleven modalities under one roof, all on Elevé equipment calibrated to clinical spec.</w:t>
+        <w:t>Eight Elevé modalities plus Guided Breathwork and Sound Healing under one roof, all equipment calibrated to clinical spec.</w:t>
+      </w:r>
+    </w:p>
+    <w:p>
+      <w:pPr>
+        <w:pStyle w:val="ListBullet"/>
+        <w:spacing w:before="0" w:after="60" w:line="300" w:lineRule="auto"/>
+      </w:pPr>
+      <w:r>
+        <w:rPr>
+          <w:rFonts w:ascii="Jost" w:hAnsi="Jost" w:cs="Jost" w:eastAsia="Jost"/>
+          <w:b w:val="0"/>
+          <w:i w:val="0"/>
+          <w:color w:val="4A3A2C"/>
+          <w:sz w:val="20"/>
+        </w:rPr>
+        <w:t>A Healer consultation and personalised programme for every new guest.</w:t>
       </w:r>
     </w:p>
     <w:p>
@@ -1072,7 +1088,7 @@
                 <w:color w:val="4A3A2C"/>
                 <w:sz w:val="17"/>
               </w:rPr>
-              <w:t>Infrared Sauna, Guided Breathwork, Float</w:t>
+              <w:t>Infrared Sauna, Guided Breathwork, Sound Healing</w:t>
             </w:r>
           </w:p>
         </w:tc>
@@ -1137,7 +1153,7 @@
                 <w:color w:val="4A3A2C"/>
                 <w:sz w:val="17"/>
               </w:rPr>
-              <w:t>Hyperbaric Oxygen, IV Nutrient Therapy (post-flight), Compression</w:t>
+              <w:t>Hyperbaric Oxygen, Compression, Dry Float Bed</w:t>
             </w:r>
           </w:p>
         </w:tc>
@@ -1264,7 +1280,7 @@
                 <w:color w:val="4A3A2C"/>
                 <w:sz w:val="17"/>
               </w:rPr>
-              <w:t>Red-Light Bed, Salt Cabin, IV (skin/glow)</w:t>
+              <w:t>Red-Light Bed, Salt Cabin</w:t>
             </w:r>
           </w:p>
         </w:tc>
@@ -1326,7 +1342,7 @@
                 <w:color w:val="4A3A2C"/>
                 <w:sz w:val="17"/>
               </w:rPr>
-              <w:t>Dry Float Bed, Float &amp; Sensory Reset, Breathwork</w:t>
+              <w:t>Dry Float Bed, Sound Healing, Breathwork</w:t>
             </w:r>
           </w:p>
         </w:tc>
@@ -1543,7 +1559,7 @@
                 <w:color w:val="4A3A2C"/>
                 <w:sz w:val="17"/>
               </w:rPr>
-              <w:t>Whole-Body Cryotherapy (3 min), Float &amp; Sensory Reset (60 min), Dry Float Bed (30 min), Salt Cabin (30 min), Cold Plunge (2–5 min), Guided Breathwork (45 min)</w:t>
+              <w:t>Whole-Body Cryotherapy (3 min), Dry Float Bed (30 min), Salt Cabin (30 min), Cold Plunge (2–5 min), Guided Breathwork (45 min)</w:t>
             </w:r>
           </w:p>
         </w:tc>
@@ -1587,7 +1603,27 @@
                 <w:color w:val="4A3A2C"/>
                 <w:sz w:val="17"/>
               </w:rPr>
-              <w:t>Red-Light Bed (20 min), Infrared Sauna (40 min), Hyperbaric Oxygen (60 min), Compression Recovery (30 min)</w:t>
+              <w:t xml:space="preserve">Red-Light Bed (20 min), Infrared Sauna (40 min), Hyperbaric Oxygen (60 min, non-medical wellness session; </w:t>
+            </w:r>
+            <w:r>
+              <w:rPr>
+                <w:rFonts w:ascii="Jost" w:hAnsi="Jost" w:cs="Jost" w:eastAsia="Jost"/>
+                <w:b w:val="0"/>
+                <w:i w:val="0"/>
+                <w:color w:val="A6754C"/>
+                <w:sz w:val="17"/>
+              </w:rPr>
+              <w:t>[confirm licensing requirements for hyperbaric with DHA / licensing authority]</w:t>
+            </w:r>
+            <w:r>
+              <w:rPr>
+                <w:rFonts w:ascii="Jost" w:hAnsi="Jost" w:cs="Jost" w:eastAsia="Jost"/>
+                <w:b w:val="0"/>
+                <w:i w:val="0"/>
+                <w:color w:val="4A3A2C"/>
+                <w:sz w:val="17"/>
+              </w:rPr>
+              <w:t>), Compression Recovery (30 min)</w:t>
             </w:r>
           </w:p>
         </w:tc>
@@ -1629,7 +1665,47 @@
                 <w:color w:val="4A3A2C"/>
                 <w:sz w:val="17"/>
               </w:rPr>
-              <w:t>IV Nutrient Therapy (45–60 min), clinician-administered, subject to DHA requirements</w:t>
+              <w:t>Sound Healing (</w:t>
+            </w:r>
+            <w:r>
+              <w:rPr>
+                <w:rFonts w:ascii="Jost" w:hAnsi="Jost" w:cs="Jost" w:eastAsia="Jost"/>
+                <w:b w:val="0"/>
+                <w:i w:val="0"/>
+                <w:color w:val="A6754C"/>
+                <w:sz w:val="17"/>
+              </w:rPr>
+              <w:t>[duration]</w:t>
+            </w:r>
+            <w:r>
+              <w:rPr>
+                <w:rFonts w:ascii="Jost" w:hAnsi="Jost" w:cs="Jost" w:eastAsia="Jost"/>
+                <w:b w:val="0"/>
+                <w:i w:val="0"/>
+                <w:color w:val="4A3A2C"/>
+                <w:sz w:val="17"/>
+              </w:rPr>
+              <w:t>); Healer consultation (</w:t>
+            </w:r>
+            <w:r>
+              <w:rPr>
+                <w:rFonts w:ascii="Jost" w:hAnsi="Jost" w:cs="Jost" w:eastAsia="Jost"/>
+                <w:b w:val="0"/>
+                <w:i w:val="0"/>
+                <w:color w:val="A6754C"/>
+                <w:sz w:val="17"/>
+              </w:rPr>
+              <w:t>[30–45 min proposed]</w:t>
+            </w:r>
+            <w:r>
+              <w:rPr>
+                <w:rFonts w:ascii="Jost" w:hAnsi="Jost" w:cs="Jost" w:eastAsia="Jost"/>
+                <w:b w:val="0"/>
+                <w:i w:val="0"/>
+                <w:color w:val="4A3A2C"/>
+                <w:sz w:val="17"/>
+              </w:rPr>
+              <w:t>) and personalised programmes</w:t>
             </w:r>
           </w:p>
         </w:tc>
@@ -1639,6 +1715,129 @@
       <w:pPr>
         <w:spacing w:before="0" w:after="80" w:line="240" w:lineRule="auto"/>
       </w:pPr>
+    </w:p>
+    <w:p>
+      <w:pPr>
+        <w:shd w:val="clear" w:color="auto" w:fill="FBF5EE"/>
+        <w:pBdr>
+          <w:left w:val="single" w:sz="18" w:space="8" w:color="A6754C"/>
+        </w:pBdr>
+        <w:spacing w:before="80" w:after="160" w:line="300" w:lineRule="auto"/>
+        <w:ind w:left="170"/>
+      </w:pPr>
+      <w:r>
+        <w:rPr>
+          <w:rFonts w:ascii="Jost" w:hAnsi="Jost" w:cs="Jost" w:eastAsia="Jost"/>
+          <w:b w:val="0"/>
+          <w:i w:val="0"/>
+          <w:color w:val="4A3A2C"/>
+          <w:sz w:val="18"/>
+        </w:rPr>
+        <w:t>There is one unit of each machine. If a unit is out of service, that modality is unavailable until it is restored. IV Nutrient Therapy is not offered at launch; it may be added later subject to DHA licensing and on-site clinicians.</w:t>
+      </w:r>
+    </w:p>
+    <w:p>
+      <w:pPr>
+        <w:keepNext/>
+        <w:spacing w:before="200" w:after="60" w:line="264" w:lineRule="auto"/>
+      </w:pPr>
+      <w:r>
+        <w:rPr>
+          <w:rFonts w:ascii="Jost" w:hAnsi="Jost" w:cs="Jost" w:eastAsia="Jost"/>
+          <w:b/>
+          <w:color w:val="A6754C"/>
+          <w:sz w:val="17"/>
+        </w:rPr>
+        <w:t>5.1A AMENITIES, REFRESHMENTS AND RETAIL</w:t>
+      </w:r>
+    </w:p>
+    <w:p>
+      <w:pPr>
+        <w:pStyle w:val="ListBullet"/>
+        <w:spacing w:before="0" w:after="60" w:line="300" w:lineRule="auto"/>
+      </w:pPr>
+      <w:r>
+        <w:rPr>
+          <w:rFonts w:ascii="Jost" w:hAnsi="Jost" w:cs="Jost" w:eastAsia="Jost"/>
+          <w:b w:val="0"/>
+          <w:i w:val="0"/>
+          <w:color w:val="4A3A2C"/>
+          <w:sz w:val="20"/>
+        </w:rPr>
+        <w:t>Guests receive robes, Aura-branded towels and Aura-branded clothing to wear in the centre, and hotel-style Aura-branded slippers. Laundry is done in-house.</w:t>
+      </w:r>
+    </w:p>
+    <w:p>
+      <w:pPr>
+        <w:pStyle w:val="ListBullet"/>
+        <w:spacing w:before="0" w:after="60" w:line="300" w:lineRule="auto"/>
+      </w:pPr>
+      <w:r>
+        <w:rPr>
+          <w:rFonts w:ascii="Jost" w:hAnsi="Jost" w:cs="Jost" w:eastAsia="Jost"/>
+          <w:b w:val="0"/>
+          <w:i w:val="0"/>
+          <w:color w:val="4A3A2C"/>
+          <w:sz w:val="20"/>
+        </w:rPr>
+        <w:t xml:space="preserve">Refreshments are served (herbal teas, infused water etc. </w:t>
+      </w:r>
+      <w:r>
+        <w:rPr>
+          <w:rFonts w:ascii="Jost" w:hAnsi="Jost" w:cs="Jost" w:eastAsia="Jost"/>
+          <w:b w:val="0"/>
+          <w:i w:val="0"/>
+          <w:color w:val="A6754C"/>
+          <w:sz w:val="20"/>
+        </w:rPr>
+        <w:t>[menu to confirm]</w:t>
+      </w:r>
+      <w:r>
+        <w:rPr>
+          <w:rFonts w:ascii="Jost" w:hAnsi="Jost" w:cs="Jost" w:eastAsia="Jost"/>
+          <w:b w:val="0"/>
+          <w:i w:val="0"/>
+          <w:color w:val="4A3A2C"/>
+          <w:sz w:val="20"/>
+        </w:rPr>
+        <w:t>).</w:t>
+      </w:r>
+    </w:p>
+    <w:p>
+      <w:pPr>
+        <w:pStyle w:val="ListBullet"/>
+        <w:spacing w:before="0" w:after="60" w:line="300" w:lineRule="auto"/>
+      </w:pPr>
+      <w:r>
+        <w:rPr>
+          <w:rFonts w:ascii="Jost" w:hAnsi="Jost" w:cs="Jost" w:eastAsia="Jost"/>
+          <w:b w:val="0"/>
+          <w:i w:val="0"/>
+          <w:color w:val="4A3A2C"/>
+          <w:sz w:val="20"/>
+        </w:rPr>
+        <w:t xml:space="preserve">Retail: copper mugs, fragrances made from organic materials, wellness pillows and linen-fabric merchandise. Prices AED </w:t>
+      </w:r>
+      <w:r>
+        <w:rPr>
+          <w:rFonts w:ascii="Jost" w:hAnsi="Jost" w:cs="Jost" w:eastAsia="Jost"/>
+          <w:b w:val="0"/>
+          <w:i w:val="0"/>
+          <w:color w:val="A6754C"/>
+          <w:sz w:val="20"/>
+        </w:rPr>
+        <w:t>[___]</w:t>
+      </w:r>
+      <w:r>
+        <w:rPr>
+          <w:rFonts w:ascii="Jost" w:hAnsi="Jost" w:cs="Jost" w:eastAsia="Jost"/>
+          <w:b w:val="0"/>
+          <w:i w:val="0"/>
+          <w:color w:val="4A3A2C"/>
+          <w:sz w:val="20"/>
+        </w:rPr>
+        <w:t>.</w:t>
+      </w:r>
     </w:p>
     <w:p>
       <w:pPr>
@@ -1853,7 +2052,7 @@
                 <w:color w:val="4A3A2C"/>
                 <w:sz w:val="17"/>
               </w:rPr>
-              <w:t>8 sessions/month, priority booking, 1 guest pass/month, 10% off IV and add-ons</w:t>
+              <w:t>8 sessions/month, priority booking, 1 guest pass/month, 10% off add-ons (and IV therapy if introduced)</w:t>
             </w:r>
           </w:p>
         </w:tc>
@@ -1926,7 +2125,7 @@
                 <w:color w:val="4A3A2C"/>
                 <w:sz w:val="17"/>
               </w:rPr>
-              <w:t>Unlimited core sessions, quarterly protocol review, 2 guest passes/month, 15% off IV and add-ons</w:t>
+              <w:t>Unlimited core sessions, quarterly protocol review, 2 guest passes/month, 15% off add-ons (and IV therapy if introduced)</w:t>
             </w:r>
           </w:p>
         </w:tc>
@@ -1979,7 +2178,7 @@
                 <w:color w:val="4A3A2C"/>
                 <w:sz w:val="17"/>
               </w:rPr>
-              <w:t>IV Nutrient Therapy</w:t>
+              <w:t>Healer-designed packages / programmes</w:t>
             </w:r>
           </w:p>
         </w:tc>
@@ -2000,7 +2199,7 @@
                 <w:color w:val="4A3A2C"/>
                 <w:sz w:val="17"/>
               </w:rPr>
-              <w:t>Priced separately per formula</w:t>
+              <w:t>Personalised after the first-visit consultation</w:t>
             </w:r>
           </w:p>
         </w:tc>
@@ -2126,7 +2325,7 @@
           <w:color w:val="4A3A2C"/>
           <w:sz w:val="20"/>
         </w:rPr>
-        <w:t>Memberships are month-to-month with no long-term contract; members may pause for travel or cancel any time before the next billing date.</w:t>
+        <w:t>Memberships are month-to-month with no long-term contract; members may pause for travel or cancel any time before the next billing date. Payment is by Apple Pay, card or cash; Tabby (buy-now-pay-later) will be added later.</w:t>
       </w:r>
     </w:p>
     <w:p>
@@ -2310,7 +2509,7 @@
           <w:color w:val="4A3A2C"/>
           <w:sz w:val="20"/>
         </w:rPr>
-        <w:t xml:space="preserve"> </w:t>
+        <w:t xml:space="preserve"> 7 days a week, 9:00am–9:00pm, across two shifts (e.g. 9:00am–3:30pm and 2:30pm–9:00pm </w:t>
       </w:r>
       <w:r>
         <w:rPr>
@@ -2320,7 +2519,7 @@
           <w:color w:val="A6754C"/>
           <w:sz w:val="20"/>
         </w:rPr>
-        <w:t>[Opening hours]</w:t>
+        <w:t>[confirm]</w:t>
       </w:r>
       <w:r>
         <w:rPr>
@@ -2330,7 +2529,53 @@
           <w:color w:val="4A3A2C"/>
           <w:sz w:val="20"/>
         </w:rPr>
-        <w:t>, suggested 8:00am–8:00pm, in four booking bands (Morning, Midday, Afternoon, Evening).</w:t>
+        <w:t>).</w:t>
+      </w:r>
+    </w:p>
+    <w:p>
+      <w:pPr>
+        <w:pStyle w:val="ListBullet"/>
+        <w:spacing w:before="0" w:after="60" w:line="300" w:lineRule="auto"/>
+      </w:pPr>
+      <w:r>
+        <w:rPr>
+          <w:rFonts w:ascii="Jost" w:hAnsi="Jost" w:cs="Jost" w:eastAsia="Jost"/>
+          <w:b/>
+          <w:i w:val="0"/>
+          <w:color w:val="4A3A2C"/>
+          <w:sz w:val="20"/>
+        </w:rPr>
+        <w:t>Staffing:</w:t>
+      </w:r>
+      <w:r>
+        <w:rPr>
+          <w:rFonts w:ascii="Jost" w:hAnsi="Jost" w:cs="Jost" w:eastAsia="Jost"/>
+          <w:b w:val="0"/>
+          <w:i w:val="0"/>
+          <w:color w:val="4A3A2C"/>
+          <w:sz w:val="20"/>
+        </w:rPr>
+        <w:t xml:space="preserve"> 2 Hosts per shift; Healers </w:t>
+      </w:r>
+      <w:r>
+        <w:rPr>
+          <w:rFonts w:ascii="Jost" w:hAnsi="Jost" w:cs="Jost" w:eastAsia="Jost"/>
+          <w:b w:val="0"/>
+          <w:i w:val="0"/>
+          <w:color w:val="A6754C"/>
+          <w:sz w:val="20"/>
+        </w:rPr>
+        <w:t>[__]</w:t>
+      </w:r>
+      <w:r>
+        <w:rPr>
+          <w:rFonts w:ascii="Jost" w:hAnsi="Jost" w:cs="Jost" w:eastAsia="Jost"/>
+          <w:b w:val="0"/>
+          <w:i w:val="0"/>
+          <w:color w:val="4A3A2C"/>
+          <w:sz w:val="20"/>
+        </w:rPr>
+        <w:t xml:space="preserve"> for first-visit consultations, Sound Healing and Guided Breathwork.</w:t>
       </w:r>
     </w:p>
     <w:p>
@@ -2356,7 +2601,7 @@
           <w:color w:val="4A3A2C"/>
           <w:sz w:val="20"/>
         </w:rPr>
-        <w:t xml:space="preserve"> request a time, confirmation by email with calendar invite, arrive 10 minutes early; the Host tailors the protocol.</w:t>
+        <w:t xml:space="preserve"> book online or via WhatsApp; confirmation with calendar invite; arrive 10 minutes early; first visit begins with a Healer consultation; the Host tailors the protocol. Most new guests come from paid ad campaigns, so leads are answered quickly.</w:t>
       </w:r>
     </w:p>
     <w:p>
@@ -2402,7 +2647,7 @@
           <w:color w:val="4A3A2C"/>
           <w:sz w:val="20"/>
         </w:rPr>
-        <w:t xml:space="preserve">; DHA approval for IV therapy and hyperbaric oxygen </w:t>
+        <w:t xml:space="preserve">; doctor named on the licence as </w:t>
       </w:r>
       <w:r>
         <w:rPr>
@@ -2412,7 +2657,27 @@
           <w:color w:val="A6754C"/>
           <w:sz w:val="20"/>
         </w:rPr>
-        <w:t>[DHA licence / approval reference]</w:t>
+        <w:t>[Medical Director named on the licence]</w:t>
+      </w:r>
+      <w:r>
+        <w:rPr>
+          <w:rFonts w:ascii="Jost" w:hAnsi="Jost" w:cs="Jost" w:eastAsia="Jost"/>
+          <w:b w:val="0"/>
+          <w:i w:val="0"/>
+          <w:color w:val="4A3A2C"/>
+          <w:sz w:val="20"/>
+        </w:rPr>
+        <w:t xml:space="preserve"> (oversight only, not on the floor); </w:t>
+      </w:r>
+      <w:r>
+        <w:rPr>
+          <w:rFonts w:ascii="Jost" w:hAnsi="Jost" w:cs="Jost" w:eastAsia="Jost"/>
+          <w:b w:val="0"/>
+          <w:i w:val="0"/>
+          <w:color w:val="A6754C"/>
+          <w:sz w:val="20"/>
+        </w:rPr>
+        <w:t>[confirm licensing requirements for hyperbaric with DHA / licensing authority]</w:t>
       </w:r>
       <w:r>
         <w:rPr>
@@ -2458,7 +2723,7 @@
           <w:color w:val="A6754C"/>
           <w:sz w:val="20"/>
         </w:rPr>
-        <w:t>[___]</w:t>
+        <w:t>[Booking system — to be chosen]</w:t>
       </w:r>
       <w:r>
         <w:rPr>
@@ -2468,7 +2733,7 @@
           <w:color w:val="4A3A2C"/>
           <w:sz w:val="20"/>
         </w:rPr>
-        <w:t xml:space="preserve">, point of sale </w:t>
+        <w:t xml:space="preserve">, WhatsApp Business, point of sale for Apple Pay, card and cash </w:t>
       </w:r>
       <w:r>
         <w:rPr>
@@ -2504,7 +2769,7 @@
           <w:color w:val="4A3A2C"/>
           <w:sz w:val="20"/>
         </w:rPr>
-        <w:t>Consumables:</w:t>
+        <w:t>Consumables and stock:</w:t>
       </w:r>
       <w:r>
         <w:rPr>
@@ -2514,7 +2779,27 @@
           <w:color w:val="4A3A2C"/>
           <w:sz w:val="20"/>
         </w:rPr>
-        <w:t xml:space="preserve"> robes, towels, slippers, Epsom salt (500 kg float charge), IV supplies via licensed clinical channel.</w:t>
+        <w:t xml:space="preserve"> robes, Aura-branded towels and clothing, hotel-style Aura-branded slippers, in-house laundry supplies, refreshments, retail stock, cleaning products </w:t>
+      </w:r>
+      <w:r>
+        <w:rPr>
+          <w:rFonts w:ascii="Jost" w:hAnsi="Jost" w:cs="Jost" w:eastAsia="Jost"/>
+          <w:b w:val="0"/>
+          <w:i w:val="0"/>
+          <w:color w:val="A6754C"/>
+          <w:sz w:val="20"/>
+        </w:rPr>
+        <w:t>[per Elevé protocol — pending]</w:t>
+      </w:r>
+      <w:r>
+        <w:rPr>
+          <w:rFonts w:ascii="Jost" w:hAnsi="Jost" w:cs="Jost" w:eastAsia="Jost"/>
+          <w:b w:val="0"/>
+          <w:i w:val="0"/>
+          <w:color w:val="4A3A2C"/>
+          <w:sz w:val="20"/>
+        </w:rPr>
+        <w:t>.</w:t>
       </w:r>
     </w:p>
     <w:p>
@@ -2802,10 +3087,30 @@
                 <w:rFonts w:ascii="Jost" w:hAnsi="Jost" w:cs="Jost" w:eastAsia="Jost"/>
                 <w:b w:val="0"/>
                 <w:i w:val="0"/>
+                <w:color w:val="4A3A2C"/>
+                <w:sz w:val="17"/>
+              </w:rPr>
+              <w:t xml:space="preserve">2 per shift; </w:t>
+            </w:r>
+            <w:r>
+              <w:rPr>
+                <w:rFonts w:ascii="Jost" w:hAnsi="Jost" w:cs="Jost" w:eastAsia="Jost"/>
+                <w:b w:val="0"/>
+                <w:i w:val="0"/>
                 <w:color w:val="A6754C"/>
                 <w:sz w:val="17"/>
               </w:rPr>
               <w:t>[__]</w:t>
+            </w:r>
+            <w:r>
+              <w:rPr>
+                <w:rFonts w:ascii="Jost" w:hAnsi="Jost" w:cs="Jost" w:eastAsia="Jost"/>
+                <w:b w:val="0"/>
+                <w:i w:val="0"/>
+                <w:color w:val="4A3A2C"/>
+                <w:sz w:val="17"/>
+              </w:rPr>
+              <w:t xml:space="preserve"> in total</w:t>
             </w:r>
           </w:p>
         </w:tc>
@@ -2828,7 +3133,7 @@
                 <w:color w:val="4A3A2C"/>
                 <w:sz w:val="17"/>
               </w:rPr>
-              <w:t>Guest Relations</w:t>
+              <w:t>Healers</w:t>
             </w:r>
           </w:p>
         </w:tc>
@@ -2871,7 +3176,7 @@
                 <w:color w:val="4A3A2C"/>
                 <w:sz w:val="17"/>
               </w:rPr>
-              <w:t>Clinical Lead (DHA-licensed)</w:t>
+              <w:t>Guest Relations</w:t>
             </w:r>
           </w:p>
         </w:tc>
@@ -2891,7 +3196,7 @@
                 <w:color w:val="A6754C"/>
                 <w:sz w:val="17"/>
               </w:rPr>
-              <w:t>[To be appointed]</w:t>
+              <w:t>[__]</w:t>
             </w:r>
           </w:p>
         </w:tc>
@@ -2914,7 +3219,7 @@
                 <w:color w:val="4A3A2C"/>
                 <w:sz w:val="17"/>
               </w:rPr>
-              <w:t>Housekeeping / Spa Attendants</w:t>
+              <w:t>Medical oversight</w:t>
             </w:r>
           </w:p>
         </w:tc>
@@ -2935,7 +3240,17 @@
                 <w:color w:val="A6754C"/>
                 <w:sz w:val="17"/>
               </w:rPr>
-              <w:t>[__]</w:t>
+              <w:t>[Medical Director named on the licence]</w:t>
+            </w:r>
+            <w:r>
+              <w:rPr>
+                <w:rFonts w:ascii="Jost" w:hAnsi="Jost" w:cs="Jost" w:eastAsia="Jost"/>
+                <w:b w:val="0"/>
+                <w:i w:val="0"/>
+                <w:color w:val="4A3A2C"/>
+                <w:sz w:val="17"/>
+              </w:rPr>
+              <w:t xml:space="preserve"> (not on the floor; a Clinical Lead only if clinical services are added later)</w:t>
             </w:r>
           </w:p>
         </w:tc>
@@ -2957,7 +3272,7 @@
                 <w:color w:val="4A3A2C"/>
                 <w:sz w:val="17"/>
               </w:rPr>
-              <w:t>Marketing &amp; Community</w:t>
+              <w:t>Cleaning support</w:t>
             </w:r>
           </w:p>
         </w:tc>
@@ -2977,7 +3292,7 @@
                 <w:color w:val="A6754C"/>
                 <w:sz w:val="17"/>
               </w:rPr>
-              <w:t>[__]</w:t>
+              <w:t>[in-house attendant / outsourced cleaner — to be decided]</w:t>
             </w:r>
           </w:p>
         </w:tc>
@@ -3000,7 +3315,7 @@
                 <w:color w:val="4A3A2C"/>
                 <w:sz w:val="17"/>
               </w:rPr>
-              <w:t>Finance / Admin</w:t>
+              <w:t>Marketing &amp; Community</w:t>
             </w:r>
           </w:p>
         </w:tc>
@@ -3008,6 +3323,48 @@
           <w:tcPr>
             <w:tcW w:type="dxa" w:w="4706"/>
             <w:shd w:val="clear" w:color="auto" w:fill="FBF5EE"/>
+          </w:tcPr>
+          <w:p>
+            <w:pPr>
+              <w:spacing w:before="40" w:after="40" w:line="276" w:lineRule="auto"/>
+            </w:pPr>
+            <w:r>
+              <w:rPr>
+                <w:rFonts w:ascii="Jost" w:hAnsi="Jost" w:cs="Jost" w:eastAsia="Jost"/>
+                <w:b w:val="0"/>
+                <w:i w:val="0"/>
+                <w:color w:val="A6754C"/>
+                <w:sz w:val="17"/>
+              </w:rPr>
+              <w:t>[__]</w:t>
+            </w:r>
+          </w:p>
+        </w:tc>
+      </w:tr>
+      <w:tr>
+        <w:tc>
+          <w:tcPr>
+            <w:tcW w:type="dxa" w:w="4706"/>
+          </w:tcPr>
+          <w:p>
+            <w:pPr>
+              <w:spacing w:before="40" w:after="40" w:line="276" w:lineRule="auto"/>
+            </w:pPr>
+            <w:r>
+              <w:rPr>
+                <w:rFonts w:ascii="Jost" w:hAnsi="Jost" w:cs="Jost" w:eastAsia="Jost"/>
+                <w:b w:val="0"/>
+                <w:i w:val="0"/>
+                <w:color w:val="4A3A2C"/>
+                <w:sz w:val="17"/>
+              </w:rPr>
+              <w:t>Finance / Admin</w:t>
+            </w:r>
+          </w:p>
+        </w:tc>
+        <w:tc>
+          <w:tcPr>
+            <w:tcW w:type="dxa" w:w="4706"/>
           </w:tcPr>
           <w:p>
             <w:pPr>
@@ -3146,7 +3503,7 @@
           <w:color w:val="4A3A2C"/>
           <w:sz w:val="20"/>
         </w:rPr>
-        <w:t xml:space="preserve"> Instagram </w:t>
+        <w:t xml:space="preserve"> paid ad campaigns (Meta / Instagram / Google) as the main source of new guests, Instagram </w:t>
       </w:r>
       <w:r>
         <w:rPr>
@@ -3207,6 +3564,52 @@
           <w:sz w:val="20"/>
         </w:rPr>
         <w:t>, email, local community partnerships in Jumeirah.</w:t>
+      </w:r>
+    </w:p>
+    <w:p>
+      <w:pPr>
+        <w:pStyle w:val="ListBullet"/>
+        <w:spacing w:before="0" w:after="60" w:line="300" w:lineRule="auto"/>
+      </w:pPr>
+      <w:r>
+        <w:rPr>
+          <w:rFonts w:ascii="Jost" w:hAnsi="Jost" w:cs="Jost" w:eastAsia="Jost"/>
+          <w:b/>
+          <w:i w:val="0"/>
+          <w:color w:val="4A3A2C"/>
+          <w:sz w:val="20"/>
+        </w:rPr>
+        <w:t>Lead response:</w:t>
+      </w:r>
+      <w:r>
+        <w:rPr>
+          <w:rFonts w:ascii="Jost" w:hAnsi="Jost" w:cs="Jost" w:eastAsia="Jost"/>
+          <w:b w:val="0"/>
+          <w:i w:val="0"/>
+          <w:color w:val="4A3A2C"/>
+          <w:sz w:val="20"/>
+        </w:rPr>
+        <w:t xml:space="preserve"> every ad lead and WhatsApp enquiry answered within </w:t>
+      </w:r>
+      <w:r>
+        <w:rPr>
+          <w:rFonts w:ascii="Jost" w:hAnsi="Jost" w:cs="Jost" w:eastAsia="Jost"/>
+          <w:b w:val="0"/>
+          <w:i w:val="0"/>
+          <w:color w:val="A6754C"/>
+          <w:sz w:val="20"/>
+        </w:rPr>
+        <w:t>[__]</w:t>
+      </w:r>
+      <w:r>
+        <w:rPr>
+          <w:rFonts w:ascii="Jost" w:hAnsi="Jost" w:cs="Jost" w:eastAsia="Jost"/>
+          <w:b w:val="0"/>
+          <w:i w:val="0"/>
+          <w:color w:val="4A3A2C"/>
+          <w:sz w:val="20"/>
+        </w:rPr>
+        <w:t xml:space="preserve"> minutes during opening hours.</w:t>
       </w:r>
     </w:p>
     <w:p>
@@ -3783,7 +4186,7 @@
                 <w:color w:val="4A3A2C"/>
                 <w:sz w:val="17"/>
               </w:rPr>
-              <w:t>DHA approvals for IV and hyperbaric</w:t>
+              <w:t>Confirm DHA / licensing requirements for hyperbaric</w:t>
             </w:r>
           </w:p>
         </w:tc>
@@ -3803,7 +4206,7 @@
                 <w:color w:val="4A3A2C"/>
                 <w:sz w:val="17"/>
               </w:rPr>
-              <w:t>CEO / Clinical Lead</w:t>
+              <w:t>CEO</w:t>
             </w:r>
           </w:p>
         </w:tc>
@@ -3951,7 +4354,7 @@
                 <w:color w:val="4A3A2C"/>
                 <w:sz w:val="17"/>
               </w:rPr>
-              <w:t>Team hired and Elevé Host training complete</w:t>
+              <w:t>Team (Hosts, Healers) hired and Elevé Host training complete</w:t>
             </w:r>
           </w:p>
         </w:tc>
@@ -4623,7 +5026,7 @@
                 <w:color w:val="4A3A2C"/>
                 <w:sz w:val="17"/>
               </w:rPr>
-              <w:t>Recruitment of Lead Host and Clinical Lead; supplier contracts; booking platform selected</w:t>
+              <w:t>Recruitment of Lead Host and Healers; supplier contracts; booking platform selected</w:t>
             </w:r>
           </w:p>
         </w:tc>
@@ -5643,7 +6046,7 @@
                 <w:color w:val="4A3A2C"/>
                 <w:sz w:val="17"/>
               </w:rPr>
-              <w:t>Late opening or clinical services delayed</w:t>
+              <w:t>Late opening or hyperbaric delayed</w:t>
             </w:r>
           </w:p>
         </w:tc>
@@ -5663,7 +6066,7 @@
                 <w:color w:val="4A3A2C"/>
                 <w:sz w:val="17"/>
               </w:rPr>
-              <w:t>Early engagement; open with non-clinical modalities first if needed</w:t>
+              <w:t>Early engagement; open with non-clinical modalities first if needed; no clinical services at launch</w:t>
             </w:r>
           </w:p>
         </w:tc>
@@ -5780,7 +6183,7 @@
                 <w:color w:val="4A3A2C"/>
                 <w:sz w:val="17"/>
               </w:rPr>
-              <w:t>Lost sessions, guest disappointment</w:t>
+              <w:t>Single unit of each machine, so the modality is unavailable</w:t>
             </w:r>
           </w:p>
         </w:tc>
@@ -5800,7 +6203,7 @@
                 <w:color w:val="4A3A2C"/>
                 <w:sz w:val="17"/>
               </w:rPr>
-              <w:t>Elevé service schedule and support; backup protocols using other modalities</w:t>
+              <w:t>Elevé service schedule and support; rebook or offer another modality</w:t>
             </w:r>
           </w:p>
         </w:tc>
@@ -5865,7 +6268,7 @@
                 <w:color w:val="4A3A2C"/>
                 <w:sz w:val="17"/>
               </w:rPr>
-              <w:t>Founding-member programme; guest passes; corporate packages</w:t>
+              <w:t>Fast response to ad-campaign leads; founding-member programme; guest passes; corporate packages</w:t>
             </w:r>
           </w:p>
         </w:tc>
@@ -5950,7 +6353,7 @@
                 <w:color w:val="4A3A2C"/>
                 <w:sz w:val="17"/>
               </w:rPr>
-              <w:t>Recruitment of skilled Hosts and clinicians</w:t>
+              <w:t>Recruitment of skilled Hosts and Healers</w:t>
             </w:r>
           </w:p>
         </w:tc>
@@ -7095,7 +7498,7 @@
                 <w:color w:val="4A3A2C"/>
                 <w:sz w:val="17"/>
               </w:rPr>
-              <w:t>IV Nutrient Therapy</w:t>
+              <w:t>Healer packages / programmes</w:t>
             </w:r>
           </w:p>
         </w:tc>
@@ -7179,7 +7582,7 @@
                 <w:color w:val="4A3A2C"/>
                 <w:sz w:val="17"/>
               </w:rPr>
-              <w:t>Add-ons and retail</w:t>
+              <w:t>Add-ons and retail (copper mugs, organic fragrances, wellness pillows, linen merchandise)</w:t>
             </w:r>
           </w:p>
         </w:tc>
@@ -7686,7 +8089,7 @@
                 <w:color w:val="4A3A2C"/>
                 <w:sz w:val="17"/>
               </w:rPr>
-              <w:t>Consumables and laundry</w:t>
+              <w:t>Consumables, refreshments and in-house laundry</w:t>
             </w:r>
           </w:p>
         </w:tc>
